--- a/policies/build/chapters_v2/AAC/document/AAC1/SOP_Clinical_Scope_Definition.docx
+++ b/policies/build/chapters_v2/AAC/document/AAC1/SOP_Clinical_Scope_Definition.docx
@@ -441,7 +441,7 @@
         <w:rPr>
           <w:i/>
         </w:rPr>
-        <w:t>Skipping verification means a gap could sail straight through to approval unnoticed.</w:t>
+        <w:t>An approved scope statement that lists a service without the staff or equipment to back it up is a promise to patients the department can't actually keep.</w:t>
       </w:r>
     </w:p>
     <w:p>
@@ -585,7 +585,7 @@
             <w:color w:val="0563C1"/>
             <w:u w:val="single"/>
           </w:rPr>
-          <w:t>NABH — Hospitals Accreditation Programme (HCO), 6th Edition standards</w:t>
+          <w:t>National Accreditation Board for Hospitals and Healthcare Providers. (2025). NABH accreditation standards for hospitals (6th ed.). ISBN 978-81-965264-9-8.</w:t>
         </w:r>
       </w:hyperlink>
     </w:p>
